--- a/report/weekly/Week3_Data_Visualisation_Plan.docx
+++ b/report/weekly/Week3_Data_Visualisation_Plan.docx
@@ -89,22 +89,7 @@
         <w:t xml:space="preserve">Internship organisation: </w:t>
       </w:r>
       <w:r>
-        <w:t>[Organisation name]</w:t>
-      </w:r>
-    </w:p>
-    <w:p>
-      <w:pPr>
-        <w:spacing w:after="40"/>
-        <w:jc w:val="center"/>
-      </w:pPr>
-      <w:r>
-        <w:rPr>
-          <w:b/>
-        </w:rPr>
-        <w:t xml:space="preserve">Supervisor: </w:t>
-      </w:r>
-      <w:r>
-        <w:t>[Supervisor name]</w:t>
+        <w:t>Yuva</w:t>
       </w:r>
     </w:p>
     <w:p>
@@ -179,7 +164,7 @@
       <w:r>
         <w:fldChar w:fldCharType="separate"/>
       </w:r>
-      <w:hyperlink w:anchor="_Toc243733087" w:history="1">
+      <w:hyperlink w:anchor="_Toc243758669" w:history="1">
         <w:r>
           <w:rPr>
             <w:rStyle w:val="Hyperlink"/>
@@ -206,7 +191,7 @@
             <w:noProof/>
             <w:webHidden/>
           </w:rPr>
-          <w:instrText xml:space="preserve"> PAGEREF _Toc243733087 \h </w:instrText>
+          <w:instrText xml:space="preserve"> PAGEREF _Toc243758669 \h </w:instrText>
         </w:r>
         <w:r>
           <w:rPr>
@@ -254,7 +239,7 @@
           <w14:ligatures w14:val="standardContextual"/>
         </w:rPr>
       </w:pPr>
-      <w:hyperlink w:anchor="_Toc243733088" w:history="1">
+      <w:hyperlink w:anchor="_Toc243758670" w:history="1">
         <w:r>
           <w:rPr>
             <w:rStyle w:val="Hyperlink"/>
@@ -281,7 +266,7 @@
             <w:noProof/>
             <w:webHidden/>
           </w:rPr>
-          <w:instrText xml:space="preserve"> PAGEREF _Toc243733088 \h </w:instrText>
+          <w:instrText xml:space="preserve"> PAGEREF _Toc243758670 \h </w:instrText>
         </w:r>
         <w:r>
           <w:rPr>
@@ -329,7 +314,7 @@
           <w14:ligatures w14:val="standardContextual"/>
         </w:rPr>
       </w:pPr>
-      <w:hyperlink w:anchor="_Toc243733089" w:history="1">
+      <w:hyperlink w:anchor="_Toc243758671" w:history="1">
         <w:r>
           <w:rPr>
             <w:rStyle w:val="Hyperlink"/>
@@ -356,7 +341,7 @@
             <w:noProof/>
             <w:webHidden/>
           </w:rPr>
-          <w:instrText xml:space="preserve"> PAGEREF _Toc243733089 \h </w:instrText>
+          <w:instrText xml:space="preserve"> PAGEREF _Toc243758671 \h </w:instrText>
         </w:r>
         <w:r>
           <w:rPr>
@@ -404,7 +389,7 @@
           <w14:ligatures w14:val="standardContextual"/>
         </w:rPr>
       </w:pPr>
-      <w:hyperlink w:anchor="_Toc243733090" w:history="1">
+      <w:hyperlink w:anchor="_Toc243758672" w:history="1">
         <w:r>
           <w:rPr>
             <w:rStyle w:val="Hyperlink"/>
@@ -431,7 +416,7 @@
             <w:noProof/>
             <w:webHidden/>
           </w:rPr>
-          <w:instrText xml:space="preserve"> PAGEREF _Toc243733090 \h </w:instrText>
+          <w:instrText xml:space="preserve"> PAGEREF _Toc243758672 \h </w:instrText>
         </w:r>
         <w:r>
           <w:rPr>
@@ -479,7 +464,7 @@
           <w14:ligatures w14:val="standardContextual"/>
         </w:rPr>
       </w:pPr>
-      <w:hyperlink w:anchor="_Toc243733091" w:history="1">
+      <w:hyperlink w:anchor="_Toc243758673" w:history="1">
         <w:r>
           <w:rPr>
             <w:rStyle w:val="Hyperlink"/>
@@ -506,7 +491,7 @@
             <w:noProof/>
             <w:webHidden/>
           </w:rPr>
-          <w:instrText xml:space="preserve"> PAGEREF _Toc243733091 \h </w:instrText>
+          <w:instrText xml:space="preserve"> PAGEREF _Toc243758673 \h </w:instrText>
         </w:r>
         <w:r>
           <w:rPr>
@@ -554,7 +539,7 @@
           <w14:ligatures w14:val="standardContextual"/>
         </w:rPr>
       </w:pPr>
-      <w:hyperlink w:anchor="_Toc243733092" w:history="1">
+      <w:hyperlink w:anchor="_Toc243758674" w:history="1">
         <w:r>
           <w:rPr>
             <w:rStyle w:val="Hyperlink"/>
@@ -581,7 +566,7 @@
             <w:noProof/>
             <w:webHidden/>
           </w:rPr>
-          <w:instrText xml:space="preserve"> PAGEREF _Toc243733092 \h </w:instrText>
+          <w:instrText xml:space="preserve"> PAGEREF _Toc243758674 \h </w:instrText>
         </w:r>
         <w:r>
           <w:rPr>
@@ -629,7 +614,7 @@
           <w14:ligatures w14:val="standardContextual"/>
         </w:rPr>
       </w:pPr>
-      <w:hyperlink w:anchor="_Toc243733093" w:history="1">
+      <w:hyperlink w:anchor="_Toc243758675" w:history="1">
         <w:r>
           <w:rPr>
             <w:rStyle w:val="Hyperlink"/>
@@ -656,7 +641,7 @@
             <w:noProof/>
             <w:webHidden/>
           </w:rPr>
-          <w:instrText xml:space="preserve"> PAGEREF _Toc243733093 \h </w:instrText>
+          <w:instrText xml:space="preserve"> PAGEREF _Toc243758675 \h </w:instrText>
         </w:r>
         <w:r>
           <w:rPr>
@@ -704,7 +689,7 @@
           <w14:ligatures w14:val="standardContextual"/>
         </w:rPr>
       </w:pPr>
-      <w:hyperlink w:anchor="_Toc243733094" w:history="1">
+      <w:hyperlink w:anchor="_Toc243758676" w:history="1">
         <w:r>
           <w:rPr>
             <w:rStyle w:val="Hyperlink"/>
@@ -731,7 +716,7 @@
             <w:noProof/>
             <w:webHidden/>
           </w:rPr>
-          <w:instrText xml:space="preserve"> PAGEREF _Toc243733094 \h </w:instrText>
+          <w:instrText xml:space="preserve"> PAGEREF _Toc243758676 \h </w:instrText>
         </w:r>
         <w:r>
           <w:rPr>
@@ -779,7 +764,7 @@
           <w14:ligatures w14:val="standardContextual"/>
         </w:rPr>
       </w:pPr>
-      <w:hyperlink w:anchor="_Toc243733095" w:history="1">
+      <w:hyperlink w:anchor="_Toc243758677" w:history="1">
         <w:r>
           <w:rPr>
             <w:rStyle w:val="Hyperlink"/>
@@ -806,7 +791,7 @@
             <w:noProof/>
             <w:webHidden/>
           </w:rPr>
-          <w:instrText xml:space="preserve"> PAGEREF _Toc243733095 \h </w:instrText>
+          <w:instrText xml:space="preserve"> PAGEREF _Toc243758677 \h </w:instrText>
         </w:r>
         <w:r>
           <w:rPr>
@@ -854,7 +839,7 @@
           <w14:ligatures w14:val="standardContextual"/>
         </w:rPr>
       </w:pPr>
-      <w:hyperlink w:anchor="_Toc243733096" w:history="1">
+      <w:hyperlink w:anchor="_Toc243758678" w:history="1">
         <w:r>
           <w:rPr>
             <w:rStyle w:val="Hyperlink"/>
@@ -881,7 +866,7 @@
             <w:noProof/>
             <w:webHidden/>
           </w:rPr>
-          <w:instrText xml:space="preserve"> PAGEREF _Toc243733096 \h </w:instrText>
+          <w:instrText xml:space="preserve"> PAGEREF _Toc243758678 \h </w:instrText>
         </w:r>
         <w:r>
           <w:rPr>
@@ -929,7 +914,7 @@
           <w14:ligatures w14:val="standardContextual"/>
         </w:rPr>
       </w:pPr>
-      <w:hyperlink w:anchor="_Toc243733097" w:history="1">
+      <w:hyperlink w:anchor="_Toc243758679" w:history="1">
         <w:r>
           <w:rPr>
             <w:rStyle w:val="Hyperlink"/>
@@ -956,7 +941,7 @@
             <w:noProof/>
             <w:webHidden/>
           </w:rPr>
-          <w:instrText xml:space="preserve"> PAGEREF _Toc243733097 \h </w:instrText>
+          <w:instrText xml:space="preserve"> PAGEREF _Toc243758679 \h </w:instrText>
         </w:r>
         <w:r>
           <w:rPr>
@@ -1004,7 +989,7 @@
           <w14:ligatures w14:val="standardContextual"/>
         </w:rPr>
       </w:pPr>
-      <w:hyperlink w:anchor="_Toc243733098" w:history="1">
+      <w:hyperlink w:anchor="_Toc243758680" w:history="1">
         <w:r>
           <w:rPr>
             <w:rStyle w:val="Hyperlink"/>
@@ -1031,7 +1016,7 @@
             <w:noProof/>
             <w:webHidden/>
           </w:rPr>
-          <w:instrText xml:space="preserve"> PAGEREF _Toc243733098 \h </w:instrText>
+          <w:instrText xml:space="preserve"> PAGEREF _Toc243758680 \h </w:instrText>
         </w:r>
         <w:r>
           <w:rPr>
@@ -1090,7 +1075,7 @@
       <w:pPr>
         <w:pStyle w:val="Heading1"/>
       </w:pPr>
-      <w:bookmarkStart w:id="0" w:name="_Toc243733087"/>
+      <w:bookmarkStart w:id="0" w:name="_Toc243758669"/>
       <w:r>
         <w:t>1. Executive Summary</w:t>
       </w:r>
@@ -1116,7 +1101,7 @@
       <w:pPr>
         <w:pStyle w:val="Heading1"/>
       </w:pPr>
-      <w:bookmarkStart w:id="1" w:name="_Toc243733088"/>
+      <w:bookmarkStart w:id="1" w:name="_Toc243758670"/>
       <w:r>
         <w:lastRenderedPageBreak/>
         <w:t>2. Audiences and Their Needs (User-Centred Design)</w:t>
@@ -1567,7 +1552,7 @@
       <w:pPr>
         <w:pStyle w:val="Heading1"/>
       </w:pPr>
-      <w:bookmarkStart w:id="2" w:name="_Toc243733089"/>
+      <w:bookmarkStart w:id="2" w:name="_Toc243758671"/>
       <w:r>
         <w:lastRenderedPageBreak/>
         <w:t>3. Key Metrics to Visualise</w:t>
@@ -2363,7 +2348,7 @@
       <w:pPr>
         <w:pStyle w:val="Heading1"/>
       </w:pPr>
-      <w:bookmarkStart w:id="3" w:name="_Toc243733090"/>
+      <w:bookmarkStart w:id="3" w:name="_Toc243758672"/>
       <w:r>
         <w:lastRenderedPageBreak/>
         <w:t>4. Tool Selection and Justification</w:t>
@@ -2883,7 +2868,7 @@
       <w:pPr>
         <w:pStyle w:val="Heading1"/>
       </w:pPr>
-      <w:bookmarkStart w:id="4" w:name="_Toc243733091"/>
+      <w:bookmarkStart w:id="4" w:name="_Toc243758673"/>
       <w:r>
         <w:lastRenderedPageBreak/>
         <w:t>5. From Raw Data to Visual: Process</w:t>
@@ -2981,7 +2966,7 @@
       <w:pPr>
         <w:pStyle w:val="Heading2"/>
       </w:pPr>
-      <w:bookmarkStart w:id="5" w:name="_Toc243733092"/>
+      <w:bookmarkStart w:id="5" w:name="_Toc243758674"/>
       <w:r>
         <w:t>5.1 Design and accessibility standards</w:t>
       </w:r>
@@ -3364,7 +3349,7 @@
       <w:pPr>
         <w:pStyle w:val="Heading1"/>
       </w:pPr>
-      <w:bookmarkStart w:id="6" w:name="_Toc243733093"/>
+      <w:bookmarkStart w:id="6" w:name="_Toc243758675"/>
       <w:r>
         <w:lastRenderedPageBreak/>
         <w:t>6. Mock-ups and Wireframes</w:t>
@@ -3381,7 +3366,7 @@
           <w:noProof/>
         </w:rPr>
         <w:drawing>
-          <wp:inline distT="0" distB="0" distL="0" distR="0" wp14:anchorId="36A85494" wp14:editId="72C1768C">
+          <wp:inline distT="0" distB="0" distL="0" distR="0" wp14:anchorId="7164D37A" wp14:editId="4411D260">
             <wp:extent cx="5903999" cy="3708209"/>
             <wp:effectExtent l="0" t="0" r="0" b="0"/>
             <wp:docPr id="1" name="Picture 1"/>
@@ -3470,7 +3455,7 @@
           <w:noProof/>
         </w:rPr>
         <w:drawing>
-          <wp:inline distT="0" distB="0" distL="0" distR="0" wp14:anchorId="02EDCF53" wp14:editId="78375D5E">
+          <wp:inline distT="0" distB="0" distL="0" distR="0" wp14:anchorId="7AC08BCE" wp14:editId="47C0635C">
             <wp:extent cx="5903999" cy="3708209"/>
             <wp:effectExtent l="0" t="0" r="0" b="0"/>
             <wp:docPr id="2" name="Picture 2"/>
@@ -3560,7 +3545,7 @@
           <w:noProof/>
         </w:rPr>
         <w:drawing>
-          <wp:inline distT="0" distB="0" distL="0" distR="0" wp14:anchorId="7F05E485" wp14:editId="201CBF86">
+          <wp:inline distT="0" distB="0" distL="0" distR="0" wp14:anchorId="3AB08E46" wp14:editId="224EE2B5">
             <wp:extent cx="5903999" cy="3708209"/>
             <wp:effectExtent l="0" t="0" r="0" b="0"/>
             <wp:docPr id="3" name="Picture 3"/>
@@ -3643,7 +3628,7 @@
       <w:pPr>
         <w:pStyle w:val="Heading2"/>
       </w:pPr>
-      <w:bookmarkStart w:id="7" w:name="_Toc243733094"/>
+      <w:bookmarkStart w:id="7" w:name="_Toc243758676"/>
       <w:r>
         <w:lastRenderedPageBreak/>
         <w:t>6.1 Implemented dashboard</w:t>
@@ -3660,7 +3645,7 @@
           <w:noProof/>
         </w:rPr>
         <w:drawing>
-          <wp:inline distT="0" distB="0" distL="0" distR="0" wp14:anchorId="09EC3F3D" wp14:editId="4742CC8B">
+          <wp:inline distT="0" distB="0" distL="0" distR="0" wp14:anchorId="475BF3F9" wp14:editId="2DAB7678">
             <wp:extent cx="4320000" cy="7147059"/>
             <wp:effectExtent l="0" t="0" r="0" b="0"/>
             <wp:docPr id="4" name="Picture 4"/>
@@ -3748,7 +3733,7 @@
       <w:pPr>
         <w:pStyle w:val="Heading1"/>
       </w:pPr>
-      <w:bookmarkStart w:id="8" w:name="_Toc243733095"/>
+      <w:bookmarkStart w:id="8" w:name="_Toc243758677"/>
       <w:r>
         <w:lastRenderedPageBreak/>
         <w:t>7. Visualisations and the Decisions They Support</w:t>
@@ -3765,7 +3750,7 @@
           <w:noProof/>
         </w:rPr>
         <w:drawing>
-          <wp:inline distT="0" distB="0" distL="0" distR="0" wp14:anchorId="68ADD1FA" wp14:editId="6F5D49B8">
+          <wp:inline distT="0" distB="0" distL="0" distR="0" wp14:anchorId="25EC995C" wp14:editId="00C42801">
             <wp:extent cx="5040000" cy="2100689"/>
             <wp:effectExtent l="0" t="0" r="0" b="0"/>
             <wp:docPr id="5" name="Picture 5"/>
@@ -3854,7 +3839,7 @@
           <w:noProof/>
         </w:rPr>
         <w:drawing>
-          <wp:inline distT="0" distB="0" distL="0" distR="0" wp14:anchorId="68E2193E" wp14:editId="44EF5409">
+          <wp:inline distT="0" distB="0" distL="0" distR="0" wp14:anchorId="003F7014" wp14:editId="1CBB6E36">
             <wp:extent cx="5040000" cy="2453760"/>
             <wp:effectExtent l="0" t="0" r="0" b="0"/>
             <wp:docPr id="6" name="Picture 6"/>
@@ -3944,7 +3929,7 @@
         </w:rPr>
         <w:lastRenderedPageBreak/>
         <w:drawing>
-          <wp:inline distT="0" distB="0" distL="0" distR="0" wp14:anchorId="2C77C86B" wp14:editId="0A5080F9">
+          <wp:inline distT="0" distB="0" distL="0" distR="0" wp14:anchorId="5D7FBC68" wp14:editId="086BCB5C">
             <wp:extent cx="5040000" cy="2667669"/>
             <wp:effectExtent l="0" t="0" r="0" b="0"/>
             <wp:docPr id="7" name="Picture 7"/>
@@ -4033,7 +4018,7 @@
           <w:noProof/>
         </w:rPr>
         <w:drawing>
-          <wp:inline distT="0" distB="0" distL="0" distR="0" wp14:anchorId="4D708A9A" wp14:editId="71820DFC">
+          <wp:inline distT="0" distB="0" distL="0" distR="0" wp14:anchorId="2A653947" wp14:editId="08531CC2">
             <wp:extent cx="5040000" cy="2155907"/>
             <wp:effectExtent l="0" t="0" r="0" b="0"/>
             <wp:docPr id="8" name="Picture 8"/>
@@ -4122,7 +4107,7 @@
           <w:noProof/>
         </w:rPr>
         <w:drawing>
-          <wp:inline distT="0" distB="0" distL="0" distR="0" wp14:anchorId="255F66CC" wp14:editId="57F76977">
+          <wp:inline distT="0" distB="0" distL="0" distR="0" wp14:anchorId="7782E849" wp14:editId="74161FFE">
             <wp:extent cx="5040000" cy="2151164"/>
             <wp:effectExtent l="0" t="0" r="0" b="0"/>
             <wp:docPr id="9" name="Picture 9"/>
@@ -4212,7 +4197,7 @@
         </w:rPr>
         <w:lastRenderedPageBreak/>
         <w:drawing>
-          <wp:inline distT="0" distB="0" distL="0" distR="0" wp14:anchorId="4995CD67" wp14:editId="12F5B3B9">
+          <wp:inline distT="0" distB="0" distL="0" distR="0" wp14:anchorId="0FD64DA2" wp14:editId="2B6D0B28">
             <wp:extent cx="5040000" cy="3422184"/>
             <wp:effectExtent l="0" t="0" r="0" b="0"/>
             <wp:docPr id="10" name="Picture 10"/>
@@ -4300,7 +4285,7 @@
       <w:pPr>
         <w:pStyle w:val="Heading1"/>
       </w:pPr>
-      <w:bookmarkStart w:id="9" w:name="_Toc243733096"/>
+      <w:bookmarkStart w:id="9" w:name="_Toc243758678"/>
       <w:r>
         <w:lastRenderedPageBreak/>
         <w:t>8. Communicating with Non-Technical Stakeholders</w:t>
@@ -4736,7 +4721,7 @@
       <w:pPr>
         <w:pStyle w:val="Heading1"/>
       </w:pPr>
-      <w:bookmarkStart w:id="10" w:name="_Toc243733097"/>
+      <w:bookmarkStart w:id="10" w:name="_Toc243758679"/>
       <w:r>
         <w:t>9. Evaluating the Visualisations</w:t>
       </w:r>
@@ -4783,7 +4768,7 @@
       <w:pPr>
         <w:pStyle w:val="Heading1"/>
       </w:pPr>
-      <w:bookmarkStart w:id="11" w:name="_Toc243733098"/>
+      <w:bookmarkStart w:id="11" w:name="_Toc243758680"/>
       <w:r>
         <w:lastRenderedPageBreak/>
         <w:t>References</w:t>
@@ -5204,31 +5189,31 @@
       </w:rPr>
     </w:lvl>
   </w:abstractNum>
-  <w:num w:numId="1" w16cid:durableId="531915119">
+  <w:num w:numId="1" w16cid:durableId="299501774">
     <w:abstractNumId w:val="8"/>
   </w:num>
-  <w:num w:numId="2" w16cid:durableId="244727240">
+  <w:num w:numId="2" w16cid:durableId="1931036106">
     <w:abstractNumId w:val="6"/>
   </w:num>
-  <w:num w:numId="3" w16cid:durableId="555553684">
+  <w:num w:numId="3" w16cid:durableId="964894764">
     <w:abstractNumId w:val="5"/>
   </w:num>
-  <w:num w:numId="4" w16cid:durableId="2002852925">
+  <w:num w:numId="4" w16cid:durableId="1253514825">
     <w:abstractNumId w:val="4"/>
   </w:num>
-  <w:num w:numId="5" w16cid:durableId="2087262141">
+  <w:num w:numId="5" w16cid:durableId="2099399066">
     <w:abstractNumId w:val="7"/>
   </w:num>
-  <w:num w:numId="6" w16cid:durableId="57217255">
+  <w:num w:numId="6" w16cid:durableId="1797289564">
     <w:abstractNumId w:val="3"/>
   </w:num>
-  <w:num w:numId="7" w16cid:durableId="274749257">
+  <w:num w:numId="7" w16cid:durableId="1702122150">
     <w:abstractNumId w:val="2"/>
   </w:num>
-  <w:num w:numId="8" w16cid:durableId="1203591374">
+  <w:num w:numId="8" w16cid:durableId="456335116">
     <w:abstractNumId w:val="1"/>
   </w:num>
-  <w:num w:numId="9" w16cid:durableId="1943143916">
+  <w:num w:numId="9" w16cid:durableId="869612731">
     <w:abstractNumId w:val="0"/>
   </w:num>
 </w:numbering>
@@ -16618,7 +16603,7 @@
     <w:autoRedefine/>
     <w:uiPriority w:val="39"/>
     <w:unhideWhenUsed/>
-    <w:rsid w:val="004178A4"/>
+    <w:rsid w:val="00224DF9"/>
     <w:pPr>
       <w:spacing w:after="100"/>
     </w:pPr>
@@ -16630,7 +16615,7 @@
     <w:autoRedefine/>
     <w:uiPriority w:val="39"/>
     <w:unhideWhenUsed/>
-    <w:rsid w:val="004178A4"/>
+    <w:rsid w:val="00224DF9"/>
     <w:pPr>
       <w:spacing w:after="100"/>
       <w:ind w:left="210"/>
@@ -16641,7 +16626,7 @@
     <w:basedOn w:val="DefaultParagraphFont"/>
     <w:uiPriority w:val="99"/>
     <w:unhideWhenUsed/>
-    <w:rsid w:val="004178A4"/>
+    <w:rsid w:val="00224DF9"/>
     <w:rPr>
       <w:color w:val="0000FF" w:themeColor="hyperlink"/>
       <w:u w:val="single"/>

--- a/report/weekly/Week3_Data_Visualisation_Plan.docx
+++ b/report/weekly/Week3_Data_Visualisation_Plan.docx
@@ -164,7 +164,7 @@
       <w:r>
         <w:fldChar w:fldCharType="separate"/>
       </w:r>
-      <w:hyperlink w:anchor="_Toc243758669" w:history="1">
+      <w:hyperlink w:anchor="_Toc243759653" w:history="1">
         <w:r>
           <w:rPr>
             <w:rStyle w:val="Hyperlink"/>
@@ -191,7 +191,7 @@
             <w:noProof/>
             <w:webHidden/>
           </w:rPr>
-          <w:instrText xml:space="preserve"> PAGEREF _Toc243758669 \h </w:instrText>
+          <w:instrText xml:space="preserve"> PAGEREF _Toc243759653 \h </w:instrText>
         </w:r>
         <w:r>
           <w:rPr>
@@ -239,7 +239,7 @@
           <w14:ligatures w14:val="standardContextual"/>
         </w:rPr>
       </w:pPr>
-      <w:hyperlink w:anchor="_Toc243758670" w:history="1">
+      <w:hyperlink w:anchor="_Toc243759654" w:history="1">
         <w:r>
           <w:rPr>
             <w:rStyle w:val="Hyperlink"/>
@@ -266,7 +266,7 @@
             <w:noProof/>
             <w:webHidden/>
           </w:rPr>
-          <w:instrText xml:space="preserve"> PAGEREF _Toc243758670 \h </w:instrText>
+          <w:instrText xml:space="preserve"> PAGEREF _Toc243759654 \h </w:instrText>
         </w:r>
         <w:r>
           <w:rPr>
@@ -314,7 +314,7 @@
           <w14:ligatures w14:val="standardContextual"/>
         </w:rPr>
       </w:pPr>
-      <w:hyperlink w:anchor="_Toc243758671" w:history="1">
+      <w:hyperlink w:anchor="_Toc243759655" w:history="1">
         <w:r>
           <w:rPr>
             <w:rStyle w:val="Hyperlink"/>
@@ -341,7 +341,7 @@
             <w:noProof/>
             <w:webHidden/>
           </w:rPr>
-          <w:instrText xml:space="preserve"> PAGEREF _Toc243758671 \h </w:instrText>
+          <w:instrText xml:space="preserve"> PAGEREF _Toc243759655 \h </w:instrText>
         </w:r>
         <w:r>
           <w:rPr>
@@ -389,7 +389,7 @@
           <w14:ligatures w14:val="standardContextual"/>
         </w:rPr>
       </w:pPr>
-      <w:hyperlink w:anchor="_Toc243758672" w:history="1">
+      <w:hyperlink w:anchor="_Toc243759656" w:history="1">
         <w:r>
           <w:rPr>
             <w:rStyle w:val="Hyperlink"/>
@@ -416,7 +416,7 @@
             <w:noProof/>
             <w:webHidden/>
           </w:rPr>
-          <w:instrText xml:space="preserve"> PAGEREF _Toc243758672 \h </w:instrText>
+          <w:instrText xml:space="preserve"> PAGEREF _Toc243759656 \h </w:instrText>
         </w:r>
         <w:r>
           <w:rPr>
@@ -464,7 +464,7 @@
           <w14:ligatures w14:val="standardContextual"/>
         </w:rPr>
       </w:pPr>
-      <w:hyperlink w:anchor="_Toc243758673" w:history="1">
+      <w:hyperlink w:anchor="_Toc243759657" w:history="1">
         <w:r>
           <w:rPr>
             <w:rStyle w:val="Hyperlink"/>
@@ -491,7 +491,7 @@
             <w:noProof/>
             <w:webHidden/>
           </w:rPr>
-          <w:instrText xml:space="preserve"> PAGEREF _Toc243758673 \h </w:instrText>
+          <w:instrText xml:space="preserve"> PAGEREF _Toc243759657 \h </w:instrText>
         </w:r>
         <w:r>
           <w:rPr>
@@ -539,7 +539,7 @@
           <w14:ligatures w14:val="standardContextual"/>
         </w:rPr>
       </w:pPr>
-      <w:hyperlink w:anchor="_Toc243758674" w:history="1">
+      <w:hyperlink w:anchor="_Toc243759658" w:history="1">
         <w:r>
           <w:rPr>
             <w:rStyle w:val="Hyperlink"/>
@@ -566,7 +566,7 @@
             <w:noProof/>
             <w:webHidden/>
           </w:rPr>
-          <w:instrText xml:space="preserve"> PAGEREF _Toc243758674 \h </w:instrText>
+          <w:instrText xml:space="preserve"> PAGEREF _Toc243759658 \h </w:instrText>
         </w:r>
         <w:r>
           <w:rPr>
@@ -614,7 +614,7 @@
           <w14:ligatures w14:val="standardContextual"/>
         </w:rPr>
       </w:pPr>
-      <w:hyperlink w:anchor="_Toc243758675" w:history="1">
+      <w:hyperlink w:anchor="_Toc243759659" w:history="1">
         <w:r>
           <w:rPr>
             <w:rStyle w:val="Hyperlink"/>
@@ -641,7 +641,7 @@
             <w:noProof/>
             <w:webHidden/>
           </w:rPr>
-          <w:instrText xml:space="preserve"> PAGEREF _Toc243758675 \h </w:instrText>
+          <w:instrText xml:space="preserve"> PAGEREF _Toc243759659 \h </w:instrText>
         </w:r>
         <w:r>
           <w:rPr>
@@ -689,7 +689,7 @@
           <w14:ligatures w14:val="standardContextual"/>
         </w:rPr>
       </w:pPr>
-      <w:hyperlink w:anchor="_Toc243758676" w:history="1">
+      <w:hyperlink w:anchor="_Toc243759660" w:history="1">
         <w:r>
           <w:rPr>
             <w:rStyle w:val="Hyperlink"/>
@@ -716,7 +716,7 @@
             <w:noProof/>
             <w:webHidden/>
           </w:rPr>
-          <w:instrText xml:space="preserve"> PAGEREF _Toc243758676 \h </w:instrText>
+          <w:instrText xml:space="preserve"> PAGEREF _Toc243759660 \h </w:instrText>
         </w:r>
         <w:r>
           <w:rPr>
@@ -764,7 +764,7 @@
           <w14:ligatures w14:val="standardContextual"/>
         </w:rPr>
       </w:pPr>
-      <w:hyperlink w:anchor="_Toc243758677" w:history="1">
+      <w:hyperlink w:anchor="_Toc243759661" w:history="1">
         <w:r>
           <w:rPr>
             <w:rStyle w:val="Hyperlink"/>
@@ -791,7 +791,7 @@
             <w:noProof/>
             <w:webHidden/>
           </w:rPr>
-          <w:instrText xml:space="preserve"> PAGEREF _Toc243758677 \h </w:instrText>
+          <w:instrText xml:space="preserve"> PAGEREF _Toc243759661 \h </w:instrText>
         </w:r>
         <w:r>
           <w:rPr>
@@ -839,7 +839,7 @@
           <w14:ligatures w14:val="standardContextual"/>
         </w:rPr>
       </w:pPr>
-      <w:hyperlink w:anchor="_Toc243758678" w:history="1">
+      <w:hyperlink w:anchor="_Toc243759662" w:history="1">
         <w:r>
           <w:rPr>
             <w:rStyle w:val="Hyperlink"/>
@@ -866,7 +866,7 @@
             <w:noProof/>
             <w:webHidden/>
           </w:rPr>
-          <w:instrText xml:space="preserve"> PAGEREF _Toc243758678 \h </w:instrText>
+          <w:instrText xml:space="preserve"> PAGEREF _Toc243759662 \h </w:instrText>
         </w:r>
         <w:r>
           <w:rPr>
@@ -914,7 +914,7 @@
           <w14:ligatures w14:val="standardContextual"/>
         </w:rPr>
       </w:pPr>
-      <w:hyperlink w:anchor="_Toc243758679" w:history="1">
+      <w:hyperlink w:anchor="_Toc243759663" w:history="1">
         <w:r>
           <w:rPr>
             <w:rStyle w:val="Hyperlink"/>
@@ -941,7 +941,7 @@
             <w:noProof/>
             <w:webHidden/>
           </w:rPr>
-          <w:instrText xml:space="preserve"> PAGEREF _Toc243758679 \h </w:instrText>
+          <w:instrText xml:space="preserve"> PAGEREF _Toc243759663 \h </w:instrText>
         </w:r>
         <w:r>
           <w:rPr>
@@ -989,7 +989,7 @@
           <w14:ligatures w14:val="standardContextual"/>
         </w:rPr>
       </w:pPr>
-      <w:hyperlink w:anchor="_Toc243758680" w:history="1">
+      <w:hyperlink w:anchor="_Toc243759664" w:history="1">
         <w:r>
           <w:rPr>
             <w:rStyle w:val="Hyperlink"/>
@@ -1016,7 +1016,7 @@
             <w:noProof/>
             <w:webHidden/>
           </w:rPr>
-          <w:instrText xml:space="preserve"> PAGEREF _Toc243758680 \h </w:instrText>
+          <w:instrText xml:space="preserve"> PAGEREF _Toc243759664 \h </w:instrText>
         </w:r>
         <w:r>
           <w:rPr>
@@ -1075,7 +1075,7 @@
       <w:pPr>
         <w:pStyle w:val="Heading1"/>
       </w:pPr>
-      <w:bookmarkStart w:id="0" w:name="_Toc243758669"/>
+      <w:bookmarkStart w:id="0" w:name="_Toc243759653"/>
       <w:r>
         <w:t>1. Executive Summary</w:t>
       </w:r>
@@ -1101,7 +1101,7 @@
       <w:pPr>
         <w:pStyle w:val="Heading1"/>
       </w:pPr>
-      <w:bookmarkStart w:id="1" w:name="_Toc243758670"/>
+      <w:bookmarkStart w:id="1" w:name="_Toc243759654"/>
       <w:r>
         <w:lastRenderedPageBreak/>
         <w:t>2. Audiences and Their Needs (User-Centred Design)</w:t>
@@ -1552,7 +1552,7 @@
       <w:pPr>
         <w:pStyle w:val="Heading1"/>
       </w:pPr>
-      <w:bookmarkStart w:id="2" w:name="_Toc243758671"/>
+      <w:bookmarkStart w:id="2" w:name="_Toc243759655"/>
       <w:r>
         <w:lastRenderedPageBreak/>
         <w:t>3. Key Metrics to Visualise</w:t>
@@ -2348,7 +2348,7 @@
       <w:pPr>
         <w:pStyle w:val="Heading1"/>
       </w:pPr>
-      <w:bookmarkStart w:id="3" w:name="_Toc243758672"/>
+      <w:bookmarkStart w:id="3" w:name="_Toc243759656"/>
       <w:r>
         <w:lastRenderedPageBreak/>
         <w:t>4. Tool Selection and Justification</w:t>
@@ -2868,7 +2868,7 @@
       <w:pPr>
         <w:pStyle w:val="Heading1"/>
       </w:pPr>
-      <w:bookmarkStart w:id="4" w:name="_Toc243758673"/>
+      <w:bookmarkStart w:id="4" w:name="_Toc243759657"/>
       <w:r>
         <w:lastRenderedPageBreak/>
         <w:t>5. From Raw Data to Visual: Process</w:t>
@@ -2966,7 +2966,7 @@
       <w:pPr>
         <w:pStyle w:val="Heading2"/>
       </w:pPr>
-      <w:bookmarkStart w:id="5" w:name="_Toc243758674"/>
+      <w:bookmarkStart w:id="5" w:name="_Toc243759658"/>
       <w:r>
         <w:t>5.1 Design and accessibility standards</w:t>
       </w:r>
@@ -3349,7 +3349,7 @@
       <w:pPr>
         <w:pStyle w:val="Heading1"/>
       </w:pPr>
-      <w:bookmarkStart w:id="6" w:name="_Toc243758675"/>
+      <w:bookmarkStart w:id="6" w:name="_Toc243759659"/>
       <w:r>
         <w:lastRenderedPageBreak/>
         <w:t>6. Mock-ups and Wireframes</w:t>
@@ -3366,7 +3366,7 @@
           <w:noProof/>
         </w:rPr>
         <w:drawing>
-          <wp:inline distT="0" distB="0" distL="0" distR="0" wp14:anchorId="7164D37A" wp14:editId="4411D260">
+          <wp:inline distT="0" distB="0" distL="0" distR="0" wp14:anchorId="73B31C28" wp14:editId="394C29E9">
             <wp:extent cx="5903999" cy="3708209"/>
             <wp:effectExtent l="0" t="0" r="0" b="0"/>
             <wp:docPr id="1" name="Picture 1"/>
@@ -3455,7 +3455,7 @@
           <w:noProof/>
         </w:rPr>
         <w:drawing>
-          <wp:inline distT="0" distB="0" distL="0" distR="0" wp14:anchorId="7AC08BCE" wp14:editId="47C0635C">
+          <wp:inline distT="0" distB="0" distL="0" distR="0" wp14:anchorId="39F0A164" wp14:editId="5F6C59AF">
             <wp:extent cx="5903999" cy="3708209"/>
             <wp:effectExtent l="0" t="0" r="0" b="0"/>
             <wp:docPr id="2" name="Picture 2"/>
@@ -3545,7 +3545,7 @@
           <w:noProof/>
         </w:rPr>
         <w:drawing>
-          <wp:inline distT="0" distB="0" distL="0" distR="0" wp14:anchorId="3AB08E46" wp14:editId="224EE2B5">
+          <wp:inline distT="0" distB="0" distL="0" distR="0" wp14:anchorId="5AB97F0A" wp14:editId="194B9520">
             <wp:extent cx="5903999" cy="3708209"/>
             <wp:effectExtent l="0" t="0" r="0" b="0"/>
             <wp:docPr id="3" name="Picture 3"/>
@@ -3628,7 +3628,7 @@
       <w:pPr>
         <w:pStyle w:val="Heading2"/>
       </w:pPr>
-      <w:bookmarkStart w:id="7" w:name="_Toc243758676"/>
+      <w:bookmarkStart w:id="7" w:name="_Toc243759660"/>
       <w:r>
         <w:lastRenderedPageBreak/>
         <w:t>6.1 Implemented dashboard</w:t>
@@ -3645,7 +3645,7 @@
           <w:noProof/>
         </w:rPr>
         <w:drawing>
-          <wp:inline distT="0" distB="0" distL="0" distR="0" wp14:anchorId="475BF3F9" wp14:editId="2DAB7678">
+          <wp:inline distT="0" distB="0" distL="0" distR="0" wp14:anchorId="03A4B516" wp14:editId="60C3B2E7">
             <wp:extent cx="4320000" cy="7147059"/>
             <wp:effectExtent l="0" t="0" r="0" b="0"/>
             <wp:docPr id="4" name="Picture 4"/>
@@ -3733,7 +3733,7 @@
       <w:pPr>
         <w:pStyle w:val="Heading1"/>
       </w:pPr>
-      <w:bookmarkStart w:id="8" w:name="_Toc243758677"/>
+      <w:bookmarkStart w:id="8" w:name="_Toc243759661"/>
       <w:r>
         <w:lastRenderedPageBreak/>
         <w:t>7. Visualisations and the Decisions They Support</w:t>
@@ -3750,7 +3750,7 @@
           <w:noProof/>
         </w:rPr>
         <w:drawing>
-          <wp:inline distT="0" distB="0" distL="0" distR="0" wp14:anchorId="25EC995C" wp14:editId="00C42801">
+          <wp:inline distT="0" distB="0" distL="0" distR="0" wp14:anchorId="4EB344AC" wp14:editId="4E5E64E2">
             <wp:extent cx="5040000" cy="2100689"/>
             <wp:effectExtent l="0" t="0" r="0" b="0"/>
             <wp:docPr id="5" name="Picture 5"/>
@@ -3839,7 +3839,7 @@
           <w:noProof/>
         </w:rPr>
         <w:drawing>
-          <wp:inline distT="0" distB="0" distL="0" distR="0" wp14:anchorId="003F7014" wp14:editId="1CBB6E36">
+          <wp:inline distT="0" distB="0" distL="0" distR="0" wp14:anchorId="1651093F" wp14:editId="3DDC72E1">
             <wp:extent cx="5040000" cy="2453760"/>
             <wp:effectExtent l="0" t="0" r="0" b="0"/>
             <wp:docPr id="6" name="Picture 6"/>
@@ -3929,7 +3929,7 @@
         </w:rPr>
         <w:lastRenderedPageBreak/>
         <w:drawing>
-          <wp:inline distT="0" distB="0" distL="0" distR="0" wp14:anchorId="5D7FBC68" wp14:editId="086BCB5C">
+          <wp:inline distT="0" distB="0" distL="0" distR="0" wp14:anchorId="4D2FF608" wp14:editId="43FE7802">
             <wp:extent cx="5040000" cy="2667669"/>
             <wp:effectExtent l="0" t="0" r="0" b="0"/>
             <wp:docPr id="7" name="Picture 7"/>
@@ -4018,7 +4018,7 @@
           <w:noProof/>
         </w:rPr>
         <w:drawing>
-          <wp:inline distT="0" distB="0" distL="0" distR="0" wp14:anchorId="2A653947" wp14:editId="08531CC2">
+          <wp:inline distT="0" distB="0" distL="0" distR="0" wp14:anchorId="144EBC2C" wp14:editId="2B95967D">
             <wp:extent cx="5040000" cy="2155907"/>
             <wp:effectExtent l="0" t="0" r="0" b="0"/>
             <wp:docPr id="8" name="Picture 8"/>
@@ -4107,7 +4107,7 @@
           <w:noProof/>
         </w:rPr>
         <w:drawing>
-          <wp:inline distT="0" distB="0" distL="0" distR="0" wp14:anchorId="7782E849" wp14:editId="74161FFE">
+          <wp:inline distT="0" distB="0" distL="0" distR="0" wp14:anchorId="24BAFD39" wp14:editId="349135F2">
             <wp:extent cx="5040000" cy="2151164"/>
             <wp:effectExtent l="0" t="0" r="0" b="0"/>
             <wp:docPr id="9" name="Picture 9"/>
@@ -4197,7 +4197,7 @@
         </w:rPr>
         <w:lastRenderedPageBreak/>
         <w:drawing>
-          <wp:inline distT="0" distB="0" distL="0" distR="0" wp14:anchorId="0FD64DA2" wp14:editId="2B6D0B28">
+          <wp:inline distT="0" distB="0" distL="0" distR="0" wp14:anchorId="41CF4E45" wp14:editId="48FA803D">
             <wp:extent cx="5040000" cy="3422184"/>
             <wp:effectExtent l="0" t="0" r="0" b="0"/>
             <wp:docPr id="10" name="Picture 10"/>
@@ -4285,7 +4285,7 @@
       <w:pPr>
         <w:pStyle w:val="Heading1"/>
       </w:pPr>
-      <w:bookmarkStart w:id="9" w:name="_Toc243758678"/>
+      <w:bookmarkStart w:id="9" w:name="_Toc243759662"/>
       <w:r>
         <w:lastRenderedPageBreak/>
         <w:t>8. Communicating with Non-Technical Stakeholders</w:t>
@@ -4721,7 +4721,7 @@
       <w:pPr>
         <w:pStyle w:val="Heading1"/>
       </w:pPr>
-      <w:bookmarkStart w:id="10" w:name="_Toc243758679"/>
+      <w:bookmarkStart w:id="10" w:name="_Toc243759663"/>
       <w:r>
         <w:t>9. Evaluating the Visualisations</w:t>
       </w:r>
@@ -4768,7 +4768,7 @@
       <w:pPr>
         <w:pStyle w:val="Heading1"/>
       </w:pPr>
-      <w:bookmarkStart w:id="11" w:name="_Toc243758680"/>
+      <w:bookmarkStart w:id="11" w:name="_Toc243759664"/>
       <w:r>
         <w:lastRenderedPageBreak/>
         <w:t>References</w:t>
@@ -5189,31 +5189,31 @@
       </w:rPr>
     </w:lvl>
   </w:abstractNum>
-  <w:num w:numId="1" w16cid:durableId="299501774">
+  <w:num w:numId="1" w16cid:durableId="487325924">
     <w:abstractNumId w:val="8"/>
   </w:num>
-  <w:num w:numId="2" w16cid:durableId="1931036106">
+  <w:num w:numId="2" w16cid:durableId="1188985826">
     <w:abstractNumId w:val="6"/>
   </w:num>
-  <w:num w:numId="3" w16cid:durableId="964894764">
+  <w:num w:numId="3" w16cid:durableId="764764848">
     <w:abstractNumId w:val="5"/>
   </w:num>
-  <w:num w:numId="4" w16cid:durableId="1253514825">
+  <w:num w:numId="4" w16cid:durableId="1298608578">
     <w:abstractNumId w:val="4"/>
   </w:num>
-  <w:num w:numId="5" w16cid:durableId="2099399066">
+  <w:num w:numId="5" w16cid:durableId="765810848">
     <w:abstractNumId w:val="7"/>
   </w:num>
-  <w:num w:numId="6" w16cid:durableId="1797289564">
+  <w:num w:numId="6" w16cid:durableId="723796126">
     <w:abstractNumId w:val="3"/>
   </w:num>
-  <w:num w:numId="7" w16cid:durableId="1702122150">
+  <w:num w:numId="7" w16cid:durableId="1966109956">
     <w:abstractNumId w:val="2"/>
   </w:num>
-  <w:num w:numId="8" w16cid:durableId="456335116">
+  <w:num w:numId="8" w16cid:durableId="2101218850">
     <w:abstractNumId w:val="1"/>
   </w:num>
-  <w:num w:numId="9" w16cid:durableId="869612731">
+  <w:num w:numId="9" w16cid:durableId="638459462">
     <w:abstractNumId w:val="0"/>
   </w:num>
 </w:numbering>
@@ -16603,7 +16603,7 @@
     <w:autoRedefine/>
     <w:uiPriority w:val="39"/>
     <w:unhideWhenUsed/>
-    <w:rsid w:val="00224DF9"/>
+    <w:rsid w:val="00E204F3"/>
     <w:pPr>
       <w:spacing w:after="100"/>
     </w:pPr>
@@ -16615,7 +16615,7 @@
     <w:autoRedefine/>
     <w:uiPriority w:val="39"/>
     <w:unhideWhenUsed/>
-    <w:rsid w:val="00224DF9"/>
+    <w:rsid w:val="00E204F3"/>
     <w:pPr>
       <w:spacing w:after="100"/>
       <w:ind w:left="210"/>
@@ -16626,7 +16626,7 @@
     <w:basedOn w:val="DefaultParagraphFont"/>
     <w:uiPriority w:val="99"/>
     <w:unhideWhenUsed/>
-    <w:rsid w:val="00224DF9"/>
+    <w:rsid w:val="00E204F3"/>
     <w:rPr>
       <w:color w:val="0000FF" w:themeColor="hyperlink"/>
       <w:u w:val="single"/>
